--- a/Add new patient.docx
+++ b/Add new patient.docx
@@ -2,53 +2,163 @@
 <file path=word/document.xml><?xml version="1.0" encoding="utf-8"?>
 <w:document xmlns:wpc="http://schemas.microsoft.com/office/word/2010/wordprocessingCanvas" xmlns:cx="http://schemas.microsoft.com/office/drawing/2014/chartex" xmlns:cx1="http://schemas.microsoft.com/office/drawing/2015/9/8/chartex" xmlns:cx2="http://schemas.microsoft.com/office/drawing/2015/10/21/chartex" xmlns:cx3="http://schemas.microsoft.com/office/drawing/2016/5/9/chartex" xmlns:cx4="http://schemas.microsoft.com/office/drawing/2016/5/10/chartex" xmlns:cx5="http://schemas.microsoft.com/office/drawing/2016/5/11/chartex" xmlns:cx6="http://schemas.microsoft.com/office/drawing/2016/5/12/chartex" xmlns:cx7="http://schemas.microsoft.com/office/drawing/2016/5/13/chartex" xmlns:cx8="http://schemas.microsoft.com/office/drawing/2016/5/14/chartex" xmlns:mc="http://schemas.openxmlformats.org/markup-compatibility/2006" xmlns:aink="http://schemas.microsoft.com/office/drawing/2016/ink" xmlns:am3d="http://schemas.microsoft.com/office/drawing/2017/model3d" xmlns:o="urn:schemas-microsoft-com:office:office" xmlns:oel="http://schemas.microsoft.com/office/2019/extlst" xmlns:r="http://schemas.openxmlformats.org/officeDocument/2006/relationships" xmlns:m="http://schemas.openxmlformats.org/officeDocument/2006/math" xmlns:v="urn:schemas-microsoft-com:vml" xmlns:wp14="http://schemas.microsoft.com/office/word/2010/wordprocessingDrawing" xmlns:wp="http://schemas.openxmlformats.org/drawingml/2006/wordprocessingDrawing" xmlns:w10="urn:schemas-microsoft-com:office:word" xmlns:w="http://schemas.openxmlformats.org/wordprocessingml/2006/main" xmlns:w14="http://schemas.microsoft.com/office/word/2010/wordml" xmlns:w15="http://schemas.microsoft.com/office/word/2012/wordml" xmlns:w16cex="http://schemas.microsoft.com/office/word/2018/wordml/cex" xmlns:w16cid="http://schemas.microsoft.com/office/word/2016/wordml/cid" xmlns:w16="http://schemas.microsoft.com/office/word/2018/wordml" xmlns:w16du="http://schemas.microsoft.com/office/word/2023/wordml/word16du" xmlns:w16sdtdh="http://schemas.microsoft.com/office/word/2020/wordml/sdtdatahash" xmlns:w16sdtfl="http://schemas.microsoft.com/office/word/2024/wordml/sdtformatlock" xmlns:w16se="http://schemas.microsoft.com/office/word/2015/wordml/symex" xmlns:wpg="http://schemas.microsoft.com/office/word/2010/wordprocessingGroup" xmlns:wpi="http://schemas.microsoft.com/office/word/2010/wordprocessingInk" xmlns:wne="http://schemas.microsoft.com/office/word/2006/wordml" xmlns:wps="http://schemas.microsoft.com/office/word/2010/wordprocessingShape" mc:Ignorable="w14 w15 w16se w16cid w16 w16cex w16sdtdh w16sdtfl w16du wp14">
   <w:body>
-    <w:p>
-      <w:r>
-        <w:t xml:space="preserve">Este proyecto es la continuación de </w:t>
-      </w:r>
-      <w:r>
-        <w:t>lab-java-intro-to-spring-boot-openbank-2025</w:t>
-      </w:r>
-      <w:r>
-        <w:t xml:space="preserve"> donde aquí se amplían </w:t>
-      </w:r>
-      <w:proofErr w:type="spellStart"/>
-      <w:r>
-        <w:t>endpoints</w:t>
-      </w:r>
-      <w:proofErr w:type="spellEnd"/>
-      <w:r>
-        <w:t xml:space="preserve"> usando los verbos POST Y PATCH.</w:t>
-      </w:r>
-    </w:p>
     <w:p/>
     <w:p>
-      <w:r>
-        <w:t xml:space="preserve">A </w:t>
-      </w:r>
-      <w:r>
-        <w:t>continuación,</w:t>
-      </w:r>
-      <w:r>
-        <w:t xml:space="preserve"> se describen los controladores y </w:t>
-      </w:r>
-      <w:proofErr w:type="spellStart"/>
-      <w:r>
-        <w:t>endpoints</w:t>
-      </w:r>
-      <w:proofErr w:type="spellEnd"/>
-      <w:r>
-        <w:t xml:space="preserve"> para pacientes y empleados:</w:t>
-      </w:r>
-    </w:p>
-    <w:p/>
-    <w:p>
-      <w:r>
+      <w:pPr>
+        <w:rPr>
+          <w:b/>
+          <w:bCs/>
+          <w:sz w:val="56"/>
+          <w:szCs w:val="56"/>
+        </w:rPr>
+      </w:pPr>
+    </w:p>
+    <w:p>
+      <w:pPr>
+        <w:rPr>
+          <w:b/>
+          <w:bCs/>
+          <w:sz w:val="56"/>
+          <w:szCs w:val="56"/>
+        </w:rPr>
+      </w:pPr>
+    </w:p>
+    <w:p>
+      <w:pPr>
+        <w:rPr>
+          <w:b/>
+          <w:bCs/>
+          <w:sz w:val="56"/>
+          <w:szCs w:val="56"/>
+        </w:rPr>
+      </w:pPr>
+    </w:p>
+    <w:p>
+      <w:pPr>
+        <w:rPr>
+          <w:b/>
+          <w:bCs/>
+          <w:sz w:val="56"/>
+          <w:szCs w:val="56"/>
+        </w:rPr>
+      </w:pPr>
+      <w:r>
+        <w:rPr>
+          <w:b/>
+          <w:bCs/>
+          <w:noProof/>
+          <w:sz w:val="56"/>
+          <w:szCs w:val="56"/>
+        </w:rPr>
+        <mc:AlternateContent>
+          <mc:Choice Requires="wps">
+            <w:drawing>
+              <wp:anchor distT="0" distB="0" distL="114300" distR="114300" simplePos="0" relativeHeight="251665408" behindDoc="1" locked="0" layoutInCell="1" allowOverlap="1" wp14:anchorId="651772C5" wp14:editId="1C34FCD3">
+                <wp:simplePos x="0" y="0"/>
+                <wp:positionH relativeFrom="column">
+                  <wp:posOffset>367665</wp:posOffset>
+                </wp:positionH>
+                <wp:positionV relativeFrom="paragraph">
+                  <wp:posOffset>297180</wp:posOffset>
+                </wp:positionV>
+                <wp:extent cx="4907280" cy="3108960"/>
+                <wp:effectExtent l="0" t="0" r="26670" b="15240"/>
+                <wp:wrapNone/>
+                <wp:docPr id="554186186" name="Rectángulo 4"/>
+                <wp:cNvGraphicFramePr/>
+                <a:graphic xmlns:a="http://schemas.openxmlformats.org/drawingml/2006/main">
+                  <a:graphicData uri="http://schemas.microsoft.com/office/word/2010/wordprocessingShape">
+                    <wps:wsp>
+                      <wps:cNvSpPr/>
+                      <wps:spPr>
+                        <a:xfrm>
+                          <a:off x="0" y="0"/>
+                          <a:ext cx="4907280" cy="3108960"/>
+                        </a:xfrm>
+                        <a:prstGeom prst="rect">
+                          <a:avLst/>
+                        </a:prstGeom>
+                        <a:ln>
+                          <a:solidFill>
+                            <a:schemeClr val="bg2">
+                              <a:lumMod val="90000"/>
+                            </a:schemeClr>
+                          </a:solidFill>
+                        </a:ln>
+                      </wps:spPr>
+                      <wps:style>
+                        <a:lnRef idx="2">
+                          <a:schemeClr val="accent6"/>
+                        </a:lnRef>
+                        <a:fillRef idx="1">
+                          <a:schemeClr val="lt1"/>
+                        </a:fillRef>
+                        <a:effectRef idx="0">
+                          <a:schemeClr val="accent6"/>
+                        </a:effectRef>
+                        <a:fontRef idx="minor">
+                          <a:schemeClr val="dk1"/>
+                        </a:fontRef>
+                      </wps:style>
+                      <wps:bodyPr rot="0" spcFirstLastPara="0" vertOverflow="overflow" horzOverflow="overflow" vert="horz" wrap="square" lIns="91440" tIns="45720" rIns="91440" bIns="45720" numCol="1" spcCol="0" rtlCol="0" fromWordArt="0" anchor="ctr" anchorCtr="0" forceAA="0" compatLnSpc="1">
+                        <a:prstTxWarp prst="textNoShape">
+                          <a:avLst/>
+                        </a:prstTxWarp>
+                        <a:noAutofit/>
+                      </wps:bodyPr>
+                    </wps:wsp>
+                  </a:graphicData>
+                </a:graphic>
+              </wp:anchor>
+            </w:drawing>
+          </mc:Choice>
+          <mc:Fallback>
+            <w:pict>
+              <v:rect w14:anchorId="042B152F" id="Rectángulo 4" o:spid="_x0000_s1026" style="position:absolute;margin-left:28.95pt;margin-top:23.4pt;width:386.4pt;height:244.8pt;z-index:-251651072;visibility:visible;mso-wrap-style:square;mso-wrap-distance-left:9pt;mso-wrap-distance-top:0;mso-wrap-distance-right:9pt;mso-wrap-distance-bottom:0;mso-position-horizontal:absolute;mso-position-horizontal-relative:text;mso-position-vertical:absolute;mso-position-vertical-relative:text;v-text-anchor:middle" o:gfxdata="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" fillcolor="white [3201]" strokecolor="#d0d0d0 [2894]" strokeweight="1pt"/>
+            </w:pict>
+          </mc:Fallback>
+        </mc:AlternateContent>
+      </w:r>
+    </w:p>
+    <w:p>
+      <w:pPr>
+        <w:jc w:val="center"/>
+        <w:rPr>
+          <w:sz w:val="56"/>
+          <w:szCs w:val="56"/>
+          <w:lang w:val="en-GB"/>
+        </w:rPr>
+      </w:pPr>
+      <w:r>
+        <w:rPr>
+          <w:rStyle w:val="Hipervnculo"/>
+          <w:b/>
+          <w:bCs/>
+          <w:sz w:val="56"/>
+          <w:szCs w:val="56"/>
+          <w:lang w:val="en-GB"/>
+        </w:rPr>
         <w:drawing>
-          <wp:inline distT="0" distB="0" distL="0" distR="0" wp14:anchorId="65EA3AB7" wp14:editId="184F931E">
-            <wp:extent cx="5400040" cy="4254500"/>
+          <wp:anchor distT="0" distB="0" distL="114300" distR="114300" simplePos="0" relativeHeight="251664384" behindDoc="1" locked="0" layoutInCell="1" allowOverlap="1" wp14:anchorId="3BD70825" wp14:editId="35AC034E">
+            <wp:simplePos x="0" y="0"/>
+            <wp:positionH relativeFrom="column">
+              <wp:posOffset>1609725</wp:posOffset>
+            </wp:positionH>
+            <wp:positionV relativeFrom="paragraph">
+              <wp:posOffset>1106170</wp:posOffset>
+            </wp:positionV>
+            <wp:extent cx="1760220" cy="1051560"/>
             <wp:effectExtent l="0" t="0" r="0" b="0"/>
-            <wp:docPr id="1626866903" name="Imagen 1" descr="Interfaz de usuario gráfica, Aplicación, Correo electrónico&#10;&#10;El contenido generado por IA puede ser incorrecto."/>
+            <wp:wrapTight wrapText="bothSides">
+              <wp:wrapPolygon edited="0">
+                <wp:start x="0" y="0"/>
+                <wp:lineTo x="0" y="21130"/>
+                <wp:lineTo x="21273" y="21130"/>
+                <wp:lineTo x="21273" y="0"/>
+                <wp:lineTo x="0" y="0"/>
+              </wp:wrapPolygon>
+            </wp:wrapTight>
+            <wp:docPr id="1292333436" name="Imagen 1" descr="Interfaz de usuario gráfica, Texto, Aplicación&#10;&#10;El contenido generado por IA puede ser incorrecto."/>
             <wp:cNvGraphicFramePr>
               <a:graphicFrameLocks xmlns:a="http://schemas.openxmlformats.org/drawingml/2006/main" noChangeAspect="1"/>
             </wp:cNvGraphicFramePr>
@@ -56,11 +166,17 @@
               <a:graphicData uri="http://schemas.openxmlformats.org/drawingml/2006/picture">
                 <pic:pic xmlns:pic="http://schemas.openxmlformats.org/drawingml/2006/picture">
                   <pic:nvPicPr>
-                    <pic:cNvPr id="1626866903" name="Imagen 1" descr="Interfaz de usuario gráfica, Aplicación, Correo electrónico&#10;&#10;El contenido generado por IA puede ser incorrecto."/>
+                    <pic:cNvPr id="1292333436" name="Imagen 1" descr="Interfaz de usuario gráfica, Texto, Aplicación&#10;&#10;El contenido generado por IA puede ser incorrecto."/>
                     <pic:cNvPicPr/>
                   </pic:nvPicPr>
                   <pic:blipFill>
-                    <a:blip r:embed="rId5"/>
+                    <a:blip r:embed="rId5">
+                      <a:extLst>
+                        <a:ext uri="{28A0092B-C50C-407E-A947-70E740481C1C}">
+                          <a14:useLocalDpi xmlns:a14="http://schemas.microsoft.com/office/drawing/2010/main" val="0"/>
+                        </a:ext>
+                      </a:extLst>
+                    </a:blip>
                     <a:stretch>
                       <a:fillRect/>
                     </a:stretch>
@@ -68,7 +184,7 @@
                   <pic:spPr>
                     <a:xfrm>
                       <a:off x="0" y="0"/>
-                      <a:ext cx="5400040" cy="4254500"/>
+                      <a:ext cx="1760220" cy="1051560"/>
                     </a:xfrm>
                     <a:prstGeom prst="rect">
                       <a:avLst/>
@@ -77,141 +193,79 @@
                 </pic:pic>
               </a:graphicData>
             </a:graphic>
-          </wp:inline>
+          </wp:anchor>
         </w:drawing>
       </w:r>
-    </w:p>
-    <w:p/>
-    <w:p>
-      <w:r>
-        <w:t>Acceso a la documentación</w:t>
-      </w:r>
-      <w:r>
-        <w:t xml:space="preserve"> generado con </w:t>
-      </w:r>
-      <w:proofErr w:type="spellStart"/>
-      <w:r>
-        <w:t>swagger</w:t>
-      </w:r>
-      <w:proofErr w:type="spellEnd"/>
-      <w:r>
-        <w:t xml:space="preserve"> </w:t>
-      </w:r>
-      <w:r>
-        <w:t xml:space="preserve"> a través de:</w:t>
-      </w:r>
-    </w:p>
-    <w:p>
-      <w:pPr>
-        <w:jc w:val="center"/>
-      </w:pPr>
-      <w:hyperlink r:id="rId6" w:anchor="/" w:history="1">
+      <w:hyperlink r:id="rId6" w:history="1">
         <w:r>
           <w:rPr>
             <w:rStyle w:val="Hipervnculo"/>
+            <w:b/>
+            <w:bCs/>
+            <w:sz w:val="56"/>
+            <w:szCs w:val="56"/>
+            <w:lang w:val="en-GB"/>
           </w:rPr>
-          <w:t>http://localhost:8080/swagger-ui/index.html#/</w:t>
+          <w:t>lab-java-add-and-update</w:t>
         </w:r>
       </w:hyperlink>
-    </w:p>
-    <w:p>
-      <w:pPr>
-        <w:jc w:val="center"/>
-      </w:pPr>
-    </w:p>
-    <w:p>
-      <w:pPr>
-        <w:jc w:val="center"/>
-      </w:pPr>
-    </w:p>
-    <w:p>
-      <w:pPr>
-        <w:jc w:val="center"/>
-      </w:pPr>
-    </w:p>
-    <w:p>
-      <w:pPr>
-        <w:jc w:val="center"/>
-      </w:pPr>
-    </w:p>
-    <w:p>
-      <w:pPr>
-        <w:jc w:val="center"/>
-      </w:pPr>
-    </w:p>
-    <w:p>
-      <w:pPr>
-        <w:jc w:val="center"/>
-      </w:pPr>
-    </w:p>
-    <w:p>
-      <w:pPr>
-        <w:jc w:val="center"/>
-      </w:pPr>
-    </w:p>
-    <w:p>
-      <w:pPr>
-        <w:jc w:val="center"/>
-      </w:pPr>
-    </w:p>
-    <w:p>
-      <w:pPr>
-        <w:jc w:val="center"/>
-      </w:pPr>
-    </w:p>
-    <w:p>
-      <w:pPr>
-        <w:jc w:val="center"/>
-      </w:pPr>
-    </w:p>
-    <w:p>
-      <w:pPr>
-        <w:jc w:val="center"/>
-      </w:pPr>
+      <w:r>
+        <w:rPr>
+          <w:sz w:val="56"/>
+          <w:szCs w:val="56"/>
+          <w:lang w:val="en-GB"/>
+        </w:rPr>
+        <w:br w:type="page"/>
+      </w:r>
+    </w:p>
+    <w:p>
+      <w:r>
+        <w:lastRenderedPageBreak/>
+        <w:t xml:space="preserve">Este proyecto es la continuación de </w:t>
+      </w:r>
+      <w:r>
+        <w:t>lab-java-intro-to-spring-boot-openbank-2025</w:t>
+      </w:r>
+      <w:r>
+        <w:t xml:space="preserve"> donde aquí se amplían </w:t>
+      </w:r>
+      <w:proofErr w:type="spellStart"/>
+      <w:r>
+        <w:t>endpoints</w:t>
+      </w:r>
+      <w:proofErr w:type="spellEnd"/>
+      <w:r>
+        <w:t xml:space="preserve"> usando los verbos POST Y PATCH.</w:t>
+      </w:r>
     </w:p>
     <w:p/>
     <w:p>
-      <w:pPr>
-        <w:numPr>
-          <w:ilvl w:val="0"/>
-          <w:numId w:val="1"/>
-        </w:numPr>
-        <w:rPr>
-          <w:lang w:val="en-GB"/>
-        </w:rPr>
-      </w:pPr>
-      <w:r>
-        <w:rPr>
-          <w:b/>
-          <w:bCs/>
-          <w:lang w:val="en-GB"/>
-        </w:rPr>
-        <w:t>Add new patient</w:t>
-      </w:r>
-      <w:r>
-        <w:rPr>
-          <w:lang w:val="en-GB"/>
-        </w:rPr>
-        <w:t>: Create a route to add a new patient.</w:t>
-      </w:r>
-    </w:p>
-    <w:p>
-      <w:pPr>
-        <w:rPr>
-          <w:lang w:val="en-GB"/>
-        </w:rPr>
-      </w:pPr>
-    </w:p>
-    <w:p>
-      <w:r>
-        <w:rPr>
-          <w:noProof/>
-        </w:rPr>
+      <w:r>
+        <w:t xml:space="preserve">A </w:t>
+      </w:r>
+      <w:r>
+        <w:t>continuación,</w:t>
+      </w:r>
+      <w:r>
+        <w:t xml:space="preserve"> se describen los controladores y </w:t>
+      </w:r>
+      <w:proofErr w:type="spellStart"/>
+      <w:r>
+        <w:t>endpoints</w:t>
+      </w:r>
+      <w:proofErr w:type="spellEnd"/>
+      <w:r>
+        <w:t xml:space="preserve"> para pacientes y empleados:</w:t>
+      </w:r>
+    </w:p>
+    <w:p/>
+    <w:p>
+      <w:r>
         <w:drawing>
-          <wp:inline distT="0" distB="0" distL="0" distR="0" wp14:anchorId="150C3328" wp14:editId="2637C369">
-            <wp:extent cx="4777072" cy="4124325"/>
-            <wp:effectExtent l="0" t="0" r="5080" b="0"/>
-            <wp:docPr id="1793271592" name="Imagen 1" descr="Texto&#10;&#10;El contenido generado por IA puede ser incorrecto."/>
+          <wp:inline distT="0" distB="0" distL="0" distR="0" wp14:anchorId="413255A0" wp14:editId="5D4AA713">
+            <wp:extent cx="5400040" cy="3759200"/>
+            <wp:effectExtent l="0" t="0" r="0" b="0"/>
+            <wp:docPr id="2138175663" name="Imagen 1" descr="Interfaz de usuario gráfica, Texto, Aplicación, Correo electrónico&#10;&#10;El contenido generado por IA puede ser incorrecto."/>
             <wp:cNvGraphicFramePr>
               <a:graphicFrameLocks xmlns:a="http://schemas.openxmlformats.org/drawingml/2006/main" noChangeAspect="1"/>
             </wp:cNvGraphicFramePr>
@@ -219,7 +273,7 @@
               <a:graphicData uri="http://schemas.openxmlformats.org/drawingml/2006/picture">
                 <pic:pic xmlns:pic="http://schemas.openxmlformats.org/drawingml/2006/picture">
                   <pic:nvPicPr>
-                    <pic:cNvPr id="1793271592" name="Imagen 1" descr="Texto&#10;&#10;El contenido generado por IA puede ser incorrecto."/>
+                    <pic:cNvPr id="2138175663" name="Imagen 1" descr="Interfaz de usuario gráfica, Texto, Aplicación, Correo electrónico&#10;&#10;El contenido generado por IA puede ser incorrecto."/>
                     <pic:cNvPicPr/>
                   </pic:nvPicPr>
                   <pic:blipFill>
@@ -231,7 +285,7 @@
                   <pic:spPr>
                     <a:xfrm>
                       <a:off x="0" y="0"/>
-                      <a:ext cx="4778575" cy="4125623"/>
+                      <a:ext cx="5400040" cy="3759200"/>
                     </a:xfrm>
                     <a:prstGeom prst="rect">
                       <a:avLst/>
@@ -247,15 +301,138 @@
     <w:p/>
     <w:p>
       <w:r>
-        <w:rPr>
-          <w:noProof/>
-        </w:rPr>
-        <w:lastRenderedPageBreak/>
+        <w:t>Acceso a la documentación</w:t>
+      </w:r>
+      <w:r>
+        <w:t xml:space="preserve"> generado con </w:t>
+      </w:r>
+      <w:proofErr w:type="spellStart"/>
+      <w:proofErr w:type="gramStart"/>
+      <w:r>
+        <w:t>swagger</w:t>
+      </w:r>
+      <w:proofErr w:type="spellEnd"/>
+      <w:r>
+        <w:t xml:space="preserve"> </w:t>
+      </w:r>
+      <w:r>
+        <w:t xml:space="preserve"> a</w:t>
+      </w:r>
+      <w:proofErr w:type="gramEnd"/>
+      <w:r>
+        <w:t xml:space="preserve"> través de:</w:t>
+      </w:r>
+    </w:p>
+    <w:p>
+      <w:pPr>
+        <w:jc w:val="center"/>
+      </w:pPr>
+      <w:hyperlink r:id="rId8" w:anchor="/" w:history="1">
+        <w:r>
+          <w:rPr>
+            <w:rStyle w:val="Hipervnculo"/>
+          </w:rPr>
+          <w:t>http://localhost:8080/swagger-ui/index.html#/</w:t>
+        </w:r>
+      </w:hyperlink>
+    </w:p>
+    <w:p>
+      <w:pPr>
+        <w:jc w:val="center"/>
+      </w:pPr>
+    </w:p>
+    <w:p>
+      <w:pPr>
+        <w:jc w:val="center"/>
+      </w:pPr>
+    </w:p>
+    <w:p>
+      <w:pPr>
+        <w:jc w:val="center"/>
+      </w:pPr>
+    </w:p>
+    <w:p>
+      <w:pPr>
+        <w:jc w:val="center"/>
+      </w:pPr>
+    </w:p>
+    <w:p>
+      <w:pPr>
+        <w:jc w:val="center"/>
+      </w:pPr>
+    </w:p>
+    <w:p>
+      <w:pPr>
+        <w:jc w:val="center"/>
+      </w:pPr>
+    </w:p>
+    <w:p>
+      <w:pPr>
+        <w:jc w:val="center"/>
+      </w:pPr>
+    </w:p>
+    <w:p>
+      <w:pPr>
+        <w:jc w:val="center"/>
+      </w:pPr>
+    </w:p>
+    <w:p>
+      <w:pPr>
+        <w:jc w:val="center"/>
+      </w:pPr>
+    </w:p>
+    <w:p>
+      <w:pPr>
+        <w:jc w:val="center"/>
+      </w:pPr>
+    </w:p>
+    <w:p>
+      <w:pPr>
+        <w:jc w:val="center"/>
+      </w:pPr>
+    </w:p>
+    <w:p/>
+    <w:p>
+      <w:pPr>
+        <w:numPr>
+          <w:ilvl w:val="0"/>
+          <w:numId w:val="1"/>
+        </w:numPr>
+        <w:rPr>
+          <w:lang w:val="en-GB"/>
+        </w:rPr>
+      </w:pPr>
+      <w:r>
+        <w:rPr>
+          <w:b/>
+          <w:bCs/>
+          <w:lang w:val="en-GB"/>
+        </w:rPr>
+        <w:t>Add new patient</w:t>
+      </w:r>
+      <w:r>
+        <w:rPr>
+          <w:lang w:val="en-GB"/>
+        </w:rPr>
+        <w:t>: Create a route to add a new patient.</w:t>
+      </w:r>
+    </w:p>
+    <w:p>
+      <w:pPr>
+        <w:jc w:val="center"/>
+        <w:rPr>
+          <w:lang w:val="en-GB"/>
+        </w:rPr>
+      </w:pPr>
+      <w:r>
+        <w:rPr>
+          <w:lang w:val="en-GB"/>
+        </w:rPr>
         <w:drawing>
-          <wp:inline distT="0" distB="0" distL="0" distR="0" wp14:anchorId="49FF5CAC" wp14:editId="168169A8">
-            <wp:extent cx="5400040" cy="2994025"/>
+          <wp:inline distT="0" distB="0" distL="0" distR="0" wp14:anchorId="7B5894DA" wp14:editId="6B5E53CD">
+            <wp:extent cx="4465707" cy="5601185"/>
             <wp:effectExtent l="0" t="0" r="0" b="0"/>
-            <wp:docPr id="1178480270" name="Imagen 1" descr="Texto&#10;&#10;El contenido generado por IA puede ser incorrecto."/>
+            <wp:docPr id="1304544102" name="Imagen 1" descr="Texto&#10;&#10;El contenido generado por IA puede ser incorrecto."/>
             <wp:cNvGraphicFramePr>
               <a:graphicFrameLocks xmlns:a="http://schemas.openxmlformats.org/drawingml/2006/main" noChangeAspect="1"/>
             </wp:cNvGraphicFramePr>
@@ -263,11 +440,11 @@
               <a:graphicData uri="http://schemas.openxmlformats.org/drawingml/2006/picture">
                 <pic:pic xmlns:pic="http://schemas.openxmlformats.org/drawingml/2006/picture">
                   <pic:nvPicPr>
-                    <pic:cNvPr id="1178480270" name="Imagen 1" descr="Texto&#10;&#10;El contenido generado por IA puede ser incorrecto."/>
+                    <pic:cNvPr id="1304544102" name="Imagen 1" descr="Texto&#10;&#10;El contenido generado por IA puede ser incorrecto."/>
                     <pic:cNvPicPr/>
                   </pic:nvPicPr>
                   <pic:blipFill>
-                    <a:blip r:embed="rId8"/>
+                    <a:blip r:embed="rId9"/>
                     <a:stretch>
                       <a:fillRect/>
                     </a:stretch>
@@ -275,7 +452,7 @@
                   <pic:spPr>
                     <a:xfrm>
                       <a:off x="0" y="0"/>
-                      <a:ext cx="5400040" cy="2994025"/>
+                      <a:ext cx="4465707" cy="5601185"/>
                     </a:xfrm>
                     <a:prstGeom prst="rect">
                       <a:avLst/>
@@ -288,6 +465,9 @@
         </w:drawing>
       </w:r>
     </w:p>
+    <w:p/>
+    <w:p/>
+    <w:p/>
     <w:p>
       <w:r>
         <w:br w:type="page"/>
@@ -347,7 +527,7 @@
                     <pic:cNvPicPr/>
                   </pic:nvPicPr>
                   <pic:blipFill>
-                    <a:blip r:embed="rId9"/>
+                    <a:blip r:embed="rId10"/>
                     <a:stretch>
                       <a:fillRect/>
                     </a:stretch>
@@ -374,16 +554,69 @@
           <w:lang w:val="en-GB"/>
         </w:rPr>
       </w:pPr>
-      <w:r>
-        <w:rPr>
-          <w:noProof/>
+    </w:p>
+    <w:p>
+      <w:pPr>
+        <w:rPr>
+          <w:lang w:val="en-GB"/>
+        </w:rPr>
+      </w:pPr>
+    </w:p>
+    <w:p>
+      <w:pPr>
+        <w:rPr>
+          <w:lang w:val="en-GB"/>
+        </w:rPr>
+      </w:pPr>
+      <w:r>
+        <w:rPr>
+          <w:lang w:val="en-GB"/>
+        </w:rPr>
+        <w:br w:type="page"/>
+      </w:r>
+    </w:p>
+    <w:p>
+      <w:pPr>
+        <w:pStyle w:val="Prrafodelista"/>
+        <w:numPr>
+          <w:ilvl w:val="0"/>
+          <w:numId w:val="1"/>
+        </w:numPr>
+        <w:rPr>
+          <w:lang w:val="en-GB"/>
+        </w:rPr>
+      </w:pPr>
+      <w:r>
+        <w:rPr>
+          <w:b/>
+          <w:bCs/>
+          <w:lang w:val="en-GB"/>
+        </w:rPr>
+        <w:lastRenderedPageBreak/>
+        <w:t>Change doctor status</w:t>
+      </w:r>
+      <w:r>
+        <w:rPr>
+          <w:lang w:val="en-GB"/>
+        </w:rPr>
+        <w:t>: Create a route to change a doctor's status</w:t>
+      </w:r>
+    </w:p>
+    <w:p>
+      <w:pPr>
+        <w:rPr>
+          <w:lang w:val="en-GB"/>
+        </w:rPr>
+      </w:pPr>
+      <w:r>
+        <w:rPr>
           <w:lang w:val="en-GB"/>
         </w:rPr>
         <w:drawing>
-          <wp:inline distT="0" distB="0" distL="0" distR="0" wp14:anchorId="53B8C117" wp14:editId="36772F79">
-            <wp:extent cx="5400040" cy="1910715"/>
+          <wp:inline distT="0" distB="0" distL="0" distR="0" wp14:anchorId="4879820A" wp14:editId="03078CF0">
+            <wp:extent cx="5400040" cy="4724400"/>
             <wp:effectExtent l="0" t="0" r="0" b="0"/>
-            <wp:docPr id="904761304" name="Imagen 1" descr="Texto&#10;&#10;El contenido generado por IA puede ser incorrecto."/>
+            <wp:docPr id="931092450" name="Imagen 1" descr="Captura de pantalla de un celular&#10;&#10;El contenido generado por IA puede ser incorrecto."/>
             <wp:cNvGraphicFramePr>
               <a:graphicFrameLocks xmlns:a="http://schemas.openxmlformats.org/drawingml/2006/main" noChangeAspect="1"/>
             </wp:cNvGraphicFramePr>
@@ -391,102 +624,7 @@
               <a:graphicData uri="http://schemas.openxmlformats.org/drawingml/2006/picture">
                 <pic:pic xmlns:pic="http://schemas.openxmlformats.org/drawingml/2006/picture">
                   <pic:nvPicPr>
-                    <pic:cNvPr id="904761304" name="Imagen 1" descr="Texto&#10;&#10;El contenido generado por IA puede ser incorrecto."/>
-                    <pic:cNvPicPr/>
-                  </pic:nvPicPr>
-                  <pic:blipFill>
-                    <a:blip r:embed="rId10"/>
-                    <a:stretch>
-                      <a:fillRect/>
-                    </a:stretch>
-                  </pic:blipFill>
-                  <pic:spPr>
-                    <a:xfrm>
-                      <a:off x="0" y="0"/>
-                      <a:ext cx="5400040" cy="1910715"/>
-                    </a:xfrm>
-                    <a:prstGeom prst="rect">
-                      <a:avLst/>
-                    </a:prstGeom>
-                  </pic:spPr>
-                </pic:pic>
-              </a:graphicData>
-            </a:graphic>
-          </wp:inline>
-        </w:drawing>
-      </w:r>
-    </w:p>
-    <w:p>
-      <w:pPr>
-        <w:rPr>
-          <w:lang w:val="en-GB"/>
-        </w:rPr>
-      </w:pPr>
-    </w:p>
-    <w:p>
-      <w:pPr>
-        <w:rPr>
-          <w:lang w:val="en-GB"/>
-        </w:rPr>
-      </w:pPr>
-      <w:r>
-        <w:rPr>
-          <w:lang w:val="en-GB"/>
-        </w:rPr>
-        <w:br w:type="page"/>
-      </w:r>
-    </w:p>
-    <w:p>
-      <w:pPr>
-        <w:pStyle w:val="Prrafodelista"/>
-        <w:numPr>
-          <w:ilvl w:val="0"/>
-          <w:numId w:val="1"/>
-        </w:numPr>
-        <w:rPr>
-          <w:lang w:val="en-GB"/>
-        </w:rPr>
-      </w:pPr>
-      <w:r>
-        <w:rPr>
-          <w:b/>
-          <w:bCs/>
-          <w:lang w:val="en-GB"/>
-        </w:rPr>
-        <w:lastRenderedPageBreak/>
-        <w:t>Change doctor status</w:t>
-      </w:r>
-      <w:r>
-        <w:rPr>
-          <w:lang w:val="en-GB"/>
-        </w:rPr>
-        <w:t>: Create a route to change a doctor's status</w:t>
-      </w:r>
-    </w:p>
-    <w:p>
-      <w:pPr>
-        <w:rPr>
-          <w:lang w:val="en-GB"/>
-        </w:rPr>
-      </w:pPr>
-      <w:r>
-        <w:rPr>
-          <w:noProof/>
-          <w:lang w:val="en-GB"/>
-        </w:rPr>
-        <w:drawing>
-          <wp:inline distT="0" distB="0" distL="0" distR="0" wp14:anchorId="57721BB4" wp14:editId="2CFFC58E">
-            <wp:extent cx="5400040" cy="3031490"/>
-            <wp:effectExtent l="0" t="0" r="0" b="0"/>
-            <wp:docPr id="2041805934" name="Imagen 1" descr="Captura de pantalla de un celular&#10;&#10;El contenido generado por IA puede ser incorrecto."/>
-            <wp:cNvGraphicFramePr>
-              <a:graphicFrameLocks xmlns:a="http://schemas.openxmlformats.org/drawingml/2006/main" noChangeAspect="1"/>
-            </wp:cNvGraphicFramePr>
-            <a:graphic xmlns:a="http://schemas.openxmlformats.org/drawingml/2006/main">
-              <a:graphicData uri="http://schemas.openxmlformats.org/drawingml/2006/picture">
-                <pic:pic xmlns:pic="http://schemas.openxmlformats.org/drawingml/2006/picture">
-                  <pic:nvPicPr>
-                    <pic:cNvPr id="2041805934" name="Imagen 1" descr="Captura de pantalla de un celular&#10;&#10;El contenido generado por IA puede ser incorrecto."/>
+                    <pic:cNvPr id="931092450" name="Imagen 1" descr="Captura de pantalla de un celular&#10;&#10;El contenido generado por IA puede ser incorrecto."/>
                     <pic:cNvPicPr/>
                   </pic:nvPicPr>
                   <pic:blipFill>
@@ -498,7 +636,7 @@
                   <pic:spPr>
                     <a:xfrm>
                       <a:off x="0" y="0"/>
-                      <a:ext cx="5400040" cy="3031490"/>
+                      <a:ext cx="5400040" cy="4724400"/>
                     </a:xfrm>
                     <a:prstGeom prst="rect">
                       <a:avLst/>
@@ -524,6 +662,13 @@
           <w:lang w:val="en-GB"/>
         </w:rPr>
       </w:pPr>
+    </w:p>
+    <w:p>
+      <w:pPr>
+        <w:rPr>
+          <w:lang w:val="en-GB"/>
+        </w:rPr>
+      </w:pPr>
       <w:r>
         <w:rPr>
           <w:lang w:val="en-GB"/>
@@ -562,19 +707,35 @@
       <w:pPr>
         <w:pStyle w:val="Prrafodelista"/>
         <w:rPr>
-          <w:lang w:val="en-GB"/>
-        </w:rPr>
-      </w:pPr>
-      <w:r>
-        <w:rPr>
           <w:noProof/>
           <w:lang w:val="en-GB"/>
         </w:rPr>
+      </w:pPr>
+      <w:r>
+        <w:rPr>
+          <w:lang w:val="en-GB"/>
+        </w:rPr>
         <w:drawing>
-          <wp:inline distT="0" distB="0" distL="0" distR="0" wp14:anchorId="02962067" wp14:editId="002D3422">
-            <wp:extent cx="5400040" cy="3044190"/>
-            <wp:effectExtent l="0" t="0" r="0" b="3810"/>
-            <wp:docPr id="2078268242" name="Imagen 1" descr="Captura de pantalla de un celular&#10;&#10;El contenido generado por IA puede ser incorrecto."/>
+          <wp:anchor distT="0" distB="0" distL="114300" distR="114300" simplePos="0" relativeHeight="251663360" behindDoc="1" locked="0" layoutInCell="1" allowOverlap="1" wp14:anchorId="5B4DC313" wp14:editId="02477D75">
+            <wp:simplePos x="0" y="0"/>
+            <wp:positionH relativeFrom="column">
+              <wp:posOffset>-28575</wp:posOffset>
+            </wp:positionH>
+            <wp:positionV relativeFrom="paragraph">
+              <wp:posOffset>180975</wp:posOffset>
+            </wp:positionV>
+            <wp:extent cx="5400040" cy="3856355"/>
+            <wp:effectExtent l="0" t="0" r="0" b="0"/>
+            <wp:wrapTight wrapText="bothSides">
+              <wp:wrapPolygon edited="0">
+                <wp:start x="0" y="0"/>
+                <wp:lineTo x="0" y="21447"/>
+                <wp:lineTo x="21488" y="21447"/>
+                <wp:lineTo x="21488" y="0"/>
+                <wp:lineTo x="0" y="0"/>
+              </wp:wrapPolygon>
+            </wp:wrapTight>
+            <wp:docPr id="1995863520" name="Imagen 1" descr="Captura de pantalla de un celular&#10;&#10;El contenido generado por IA puede ser incorrecto."/>
             <wp:cNvGraphicFramePr>
               <a:graphicFrameLocks xmlns:a="http://schemas.openxmlformats.org/drawingml/2006/main" noChangeAspect="1"/>
             </wp:cNvGraphicFramePr>
@@ -582,128 +743,11 @@
               <a:graphicData uri="http://schemas.openxmlformats.org/drawingml/2006/picture">
                 <pic:pic xmlns:pic="http://schemas.openxmlformats.org/drawingml/2006/picture">
                   <pic:nvPicPr>
-                    <pic:cNvPr id="2078268242" name="Imagen 1" descr="Captura de pantalla de un celular&#10;&#10;El contenido generado por IA puede ser incorrecto."/>
+                    <pic:cNvPr id="1995863520" name="Imagen 1" descr="Captura de pantalla de un celular&#10;&#10;El contenido generado por IA puede ser incorrecto."/>
                     <pic:cNvPicPr/>
                   </pic:nvPicPr>
                   <pic:blipFill>
-                    <a:blip r:embed="rId12"/>
-                    <a:stretch>
-                      <a:fillRect/>
-                    </a:stretch>
-                  </pic:blipFill>
-                  <pic:spPr>
-                    <a:xfrm>
-                      <a:off x="0" y="0"/>
-                      <a:ext cx="5400040" cy="3044190"/>
-                    </a:xfrm>
-                    <a:prstGeom prst="rect">
-                      <a:avLst/>
-                    </a:prstGeom>
-                  </pic:spPr>
-                </pic:pic>
-              </a:graphicData>
-            </a:graphic>
-          </wp:inline>
-        </w:drawing>
-      </w:r>
-    </w:p>
-    <w:p>
-      <w:pPr>
-        <w:rPr>
-          <w:lang w:val="en-GB"/>
-        </w:rPr>
-      </w:pPr>
-      <w:r>
-        <w:rPr>
-          <w:lang w:val="en-GB"/>
-        </w:rPr>
-        <w:br w:type="page"/>
-      </w:r>
-    </w:p>
-    <w:p>
-      <w:pPr>
-        <w:pStyle w:val="Prrafodelista"/>
-        <w:numPr>
-          <w:ilvl w:val="0"/>
-          <w:numId w:val="1"/>
-        </w:numPr>
-        <w:rPr>
-          <w:lang w:val="en-GB"/>
-        </w:rPr>
-      </w:pPr>
-      <w:r>
-        <w:rPr>
-          <w:b/>
-          <w:bCs/>
-          <w:lang w:val="en-GB"/>
-        </w:rPr>
-        <w:lastRenderedPageBreak/>
-        <w:t>Update patient information</w:t>
-      </w:r>
-      <w:r>
-        <w:rPr>
-          <w:lang w:val="en-GB"/>
-        </w:rPr>
-        <w:t>: Create a route to update patient information (the user should be able to update any patient information through this route).</w:t>
-      </w:r>
-    </w:p>
-    <w:p>
-      <w:pPr>
-        <w:pStyle w:val="Prrafodelista"/>
-        <w:numPr>
-          <w:ilvl w:val="0"/>
-          <w:numId w:val="1"/>
-        </w:numPr>
-        <w:rPr>
-          <w:lang w:val="en-GB"/>
-        </w:rPr>
-      </w:pPr>
-    </w:p>
-    <w:p>
-      <w:pPr>
-        <w:jc w:val="center"/>
-        <w:rPr>
-          <w:lang w:val="en-GB"/>
-        </w:rPr>
-      </w:pPr>
-      <w:r>
-        <w:rPr>
-          <w:noProof/>
-          <w:lang w:val="en-GB"/>
-        </w:rPr>
-        <w:drawing>
-          <wp:anchor distT="0" distB="0" distL="114300" distR="114300" simplePos="0" relativeHeight="251660288" behindDoc="1" locked="0" layoutInCell="1" allowOverlap="1" wp14:anchorId="5E01F109" wp14:editId="60CBAE9A">
-            <wp:simplePos x="0" y="0"/>
-            <wp:positionH relativeFrom="column">
-              <wp:posOffset>529590</wp:posOffset>
-            </wp:positionH>
-            <wp:positionV relativeFrom="paragraph">
-              <wp:posOffset>4088765</wp:posOffset>
-            </wp:positionV>
-            <wp:extent cx="4276090" cy="3569335"/>
-            <wp:effectExtent l="0" t="0" r="0" b="0"/>
-            <wp:wrapTight wrapText="bothSides">
-              <wp:wrapPolygon edited="0">
-                <wp:start x="0" y="0"/>
-                <wp:lineTo x="0" y="21442"/>
-                <wp:lineTo x="21459" y="21442"/>
-                <wp:lineTo x="21459" y="0"/>
-                <wp:lineTo x="0" y="0"/>
-              </wp:wrapPolygon>
-            </wp:wrapTight>
-            <wp:docPr id="357822206" name="Imagen 1" descr="Texto&#10;&#10;El contenido generado por IA puede ser incorrecto."/>
-            <wp:cNvGraphicFramePr>
-              <a:graphicFrameLocks xmlns:a="http://schemas.openxmlformats.org/drawingml/2006/main" noChangeAspect="1"/>
-            </wp:cNvGraphicFramePr>
-            <a:graphic xmlns:a="http://schemas.openxmlformats.org/drawingml/2006/main">
-              <a:graphicData uri="http://schemas.openxmlformats.org/drawingml/2006/picture">
-                <pic:pic xmlns:pic="http://schemas.openxmlformats.org/drawingml/2006/picture">
-                  <pic:nvPicPr>
-                    <pic:cNvPr id="357822206" name="Imagen 1" descr="Texto&#10;&#10;El contenido generado por IA puede ser incorrecto."/>
-                    <pic:cNvPicPr/>
-                  </pic:nvPicPr>
-                  <pic:blipFill>
-                    <a:blip r:embed="rId13">
+                    <a:blip r:embed="rId12">
                       <a:extLst>
                         <a:ext uri="{28A0092B-C50C-407E-A947-70E740481C1C}">
                           <a14:useLocalDpi xmlns:a14="http://schemas.microsoft.com/office/drawing/2010/main" val="0"/>
@@ -717,7 +761,7 @@
                   <pic:spPr>
                     <a:xfrm>
                       <a:off x="0" y="0"/>
-                      <a:ext cx="4276090" cy="3569335"/>
+                      <a:ext cx="5400040" cy="3856355"/>
                     </a:xfrm>
                     <a:prstGeom prst="rect">
                       <a:avLst/>
@@ -726,15 +770,66 @@
                 </pic:pic>
               </a:graphicData>
             </a:graphic>
-            <wp14:sizeRelH relativeFrom="margin">
-              <wp14:pctWidth>0</wp14:pctWidth>
-            </wp14:sizeRelH>
-            <wp14:sizeRelV relativeFrom="margin">
-              <wp14:pctHeight>0</wp14:pctHeight>
-            </wp14:sizeRelV>
           </wp:anchor>
         </w:drawing>
       </w:r>
+    </w:p>
+    <w:p>
+      <w:pPr>
+        <w:pStyle w:val="Prrafodelista"/>
+        <w:jc w:val="center"/>
+        <w:rPr>
+          <w:lang w:val="en-GB"/>
+        </w:rPr>
+      </w:pPr>
+    </w:p>
+    <w:p>
+      <w:pPr>
+        <w:rPr>
+          <w:lang w:val="en-GB"/>
+        </w:rPr>
+      </w:pPr>
+      <w:r>
+        <w:rPr>
+          <w:lang w:val="en-GB"/>
+        </w:rPr>
+        <w:br w:type="page"/>
+      </w:r>
+    </w:p>
+    <w:p>
+      <w:pPr>
+        <w:pStyle w:val="Prrafodelista"/>
+        <w:numPr>
+          <w:ilvl w:val="0"/>
+          <w:numId w:val="1"/>
+        </w:numPr>
+        <w:rPr>
+          <w:lang w:val="en-GB"/>
+        </w:rPr>
+      </w:pPr>
+      <w:r>
+        <w:rPr>
+          <w:b/>
+          <w:bCs/>
+          <w:lang w:val="en-GB"/>
+        </w:rPr>
+        <w:lastRenderedPageBreak/>
+        <w:t>Update patient information</w:t>
+      </w:r>
+      <w:r>
+        <w:rPr>
+          <w:lang w:val="en-GB"/>
+        </w:rPr>
+        <w:t>: Create a route to update patient information (the user should be able to update any patient information through this route).</w:t>
+      </w:r>
+    </w:p>
+    <w:p>
+      <w:pPr>
+        <w:pStyle w:val="Prrafodelista"/>
+        <w:rPr>
+          <w:lang w:val="en-GB"/>
+        </w:rPr>
+      </w:pPr>
       <w:r>
         <w:rPr>
           <w:noProof/>
@@ -743,162 +838,13 @@
         <mc:AlternateContent>
           <mc:Choice Requires="wps">
             <w:drawing>
-              <wp:anchor distT="45720" distB="45720" distL="114300" distR="114300" simplePos="0" relativeHeight="251662336" behindDoc="1" locked="0" layoutInCell="1" allowOverlap="1" wp14:anchorId="798E0AF3" wp14:editId="6037024B">
+              <wp:anchor distT="45720" distB="45720" distL="114300" distR="114300" simplePos="0" relativeHeight="251659264" behindDoc="1" locked="0" layoutInCell="1" allowOverlap="1" wp14:anchorId="1C09E348" wp14:editId="31C823A2">
                 <wp:simplePos x="0" y="0"/>
                 <wp:positionH relativeFrom="column">
-                  <wp:posOffset>222885</wp:posOffset>
+                  <wp:posOffset>615315</wp:posOffset>
                 </wp:positionH>
                 <wp:positionV relativeFrom="paragraph">
-                  <wp:posOffset>7664450</wp:posOffset>
-                </wp:positionV>
-                <wp:extent cx="4905375" cy="1404620"/>
-                <wp:effectExtent l="0" t="0" r="0" b="1270"/>
-                <wp:wrapTight wrapText="bothSides">
-                  <wp:wrapPolygon edited="0">
-                    <wp:start x="252" y="0"/>
-                    <wp:lineTo x="252" y="20927"/>
-                    <wp:lineTo x="21306" y="20927"/>
-                    <wp:lineTo x="21306" y="0"/>
-                    <wp:lineTo x="252" y="0"/>
-                  </wp:wrapPolygon>
-                </wp:wrapTight>
-                <wp:docPr id="464998012" name="Cuadro de texto 2"/>
-                <wp:cNvGraphicFramePr>
-                  <a:graphicFrameLocks xmlns:a="http://schemas.openxmlformats.org/drawingml/2006/main"/>
-                </wp:cNvGraphicFramePr>
-                <a:graphic xmlns:a="http://schemas.openxmlformats.org/drawingml/2006/main">
-                  <a:graphicData uri="http://schemas.microsoft.com/office/word/2010/wordprocessingShape">
-                    <wps:wsp>
-                      <wps:cNvSpPr txBox="1">
-                        <a:spLocks noChangeArrowheads="1"/>
-                      </wps:cNvSpPr>
-                      <wps:spPr bwMode="auto">
-                        <a:xfrm>
-                          <a:off x="0" y="0"/>
-                          <a:ext cx="4905375" cy="1404620"/>
-                        </a:xfrm>
-                        <a:prstGeom prst="rect">
-                          <a:avLst/>
-                        </a:prstGeom>
-                        <a:noFill/>
-                        <a:ln w="9525">
-                          <a:noFill/>
-                          <a:miter lim="800000"/>
-                          <a:headEnd/>
-                          <a:tailEnd/>
-                        </a:ln>
-                      </wps:spPr>
-                      <wps:txbx>
-                        <w:txbxContent>
-                          <w:p>
-                            <w:pPr>
-                              <w:jc w:val="center"/>
-                              <w:rPr>
-                                <w:i/>
-                                <w:iCs/>
-                              </w:rPr>
-                            </w:pPr>
-                            <w:r>
-                              <w:rPr>
-                                <w:i/>
-                                <w:iCs/>
-                              </w:rPr>
-                              <w:t xml:space="preserve">Ejemplo Patch modificando </w:t>
-                            </w:r>
-                            <w:r>
-                              <w:rPr>
-                                <w:i/>
-                                <w:iCs/>
-                              </w:rPr>
-                              <w:t>el doctor</w:t>
-                            </w:r>
-                            <w:r>
-                              <w:rPr>
-                                <w:i/>
-                                <w:iCs/>
-                              </w:rPr>
-                              <w:t xml:space="preserve"> del paciente a través del endpoint patient/update</w:t>
-                            </w:r>
-                          </w:p>
-                        </w:txbxContent>
-                      </wps:txbx>
-                      <wps:bodyPr rot="0" vert="horz" wrap="square" lIns="91440" tIns="45720" rIns="91440" bIns="45720" anchor="t" anchorCtr="0">
-                        <a:spAutoFit/>
-                      </wps:bodyPr>
-                    </wps:wsp>
-                  </a:graphicData>
-                </a:graphic>
-                <wp14:sizeRelH relativeFrom="margin">
-                  <wp14:pctWidth>0</wp14:pctWidth>
-                </wp14:sizeRelH>
-                <wp14:sizeRelV relativeFrom="margin">
-                  <wp14:pctHeight>20000</wp14:pctHeight>
-                </wp14:sizeRelV>
-              </wp:anchor>
-            </w:drawing>
-          </mc:Choice>
-          <mc:Fallback>
-            <w:pict>
-              <v:shapetype w14:anchorId="798E0AF3" id="_x0000_t202" coordsize="21600,21600" o:spt="202" path="m,l,21600r21600,l21600,xe">
-                <v:stroke joinstyle="miter"/>
-                <v:path gradientshapeok="t" o:connecttype="rect"/>
-              </v:shapetype>
-              <v:shape id="Cuadro de texto 2" o:spid="_x0000_s1026" type="#_x0000_t202" style="position:absolute;left:0;text-align:left;margin-left:17.55pt;margin-top:603.5pt;width:386.25pt;height:110.6pt;z-index:-251654144;visibility:visible;mso-wrap-style:square;mso-width-percent:0;mso-height-percent:200;mso-wrap-distance-left:9pt;mso-wrap-distance-top:3.6pt;mso-wrap-distance-right:9pt;mso-wrap-distance-bottom:3.6pt;mso-position-horizontal:absolute;mso-position-horizontal-relative:text;mso-position-vertical:absolute;mso-position-vertical-relative:text;mso-width-percent:0;mso-height-percent:200;mso-width-relative:margin;mso-height-relative:margin;v-text-anchor:top" o:gfxdata="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" filled="f" stroked="f">
-                <v:textbox style="mso-fit-shape-to-text:t">
-                  <w:txbxContent>
-                    <w:p>
-                      <w:pPr>
-                        <w:jc w:val="center"/>
-                        <w:rPr>
-                          <w:i/>
-                          <w:iCs/>
-                        </w:rPr>
-                      </w:pPr>
-                      <w:r>
-                        <w:rPr>
-                          <w:i/>
-                          <w:iCs/>
-                        </w:rPr>
-                        <w:t xml:space="preserve">Ejemplo Patch modificando </w:t>
-                      </w:r>
-                      <w:r>
-                        <w:rPr>
-                          <w:i/>
-                          <w:iCs/>
-                        </w:rPr>
-                        <w:t>el doctor</w:t>
-                      </w:r>
-                      <w:r>
-                        <w:rPr>
-                          <w:i/>
-                          <w:iCs/>
-                        </w:rPr>
-                        <w:t xml:space="preserve"> del paciente a través del endpoint patient/update</w:t>
-                      </w:r>
-                    </w:p>
-                  </w:txbxContent>
-                </v:textbox>
-                <w10:wrap type="tight"/>
-              </v:shape>
-            </w:pict>
-          </mc:Fallback>
-        </mc:AlternateContent>
-      </w:r>
-      <w:r>
-        <w:rPr>
-          <w:noProof/>
-          <w:lang w:val="en-GB"/>
-        </w:rPr>
-        <mc:AlternateContent>
-          <mc:Choice Requires="wps">
-            <w:drawing>
-              <wp:anchor distT="45720" distB="45720" distL="114300" distR="114300" simplePos="0" relativeHeight="251659264" behindDoc="1" locked="0" layoutInCell="1" allowOverlap="1" wp14:anchorId="1C09E348" wp14:editId="1A0C3E0F">
-                <wp:simplePos x="0" y="0"/>
-                <wp:positionH relativeFrom="column">
-                  <wp:posOffset>234315</wp:posOffset>
-                </wp:positionH>
-                <wp:positionV relativeFrom="paragraph">
-                  <wp:posOffset>3418840</wp:posOffset>
+                  <wp:posOffset>5610225</wp:posOffset>
                 </wp:positionV>
                 <wp:extent cx="4905375" cy="1404620"/>
                 <wp:effectExtent l="0" t="0" r="0" b="1270"/>
@@ -974,7 +920,11 @@
           </mc:Choice>
           <mc:Fallback>
             <w:pict>
-              <v:shape w14:anchorId="1C09E348" id="_x0000_s1027" type="#_x0000_t202" style="position:absolute;left:0;text-align:left;margin-left:18.45pt;margin-top:269.2pt;width:386.25pt;height:110.6pt;z-index:-251657216;visibility:visible;mso-wrap-style:square;mso-width-percent:0;mso-height-percent:200;mso-wrap-distance-left:9pt;mso-wrap-distance-top:3.6pt;mso-wrap-distance-right:9pt;mso-wrap-distance-bottom:3.6pt;mso-position-horizontal:absolute;mso-position-horizontal-relative:text;mso-position-vertical:absolute;mso-position-vertical-relative:text;mso-width-percent:0;mso-height-percent:200;mso-width-relative:margin;mso-height-relative:margin;v-text-anchor:top" o:gfxdata="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" filled="f" stroked="f">
+              <v:shapetype w14:anchorId="1C09E348" id="_x0000_t202" coordsize="21600,21600" o:spt="202" path="m,l,21600r21600,l21600,xe">
+                <v:stroke joinstyle="miter"/>
+                <v:path gradientshapeok="t" o:connecttype="rect"/>
+              </v:shapetype>
+              <v:shape id="Cuadro de texto 2" o:spid="_x0000_s1026" type="#_x0000_t202" style="position:absolute;left:0;text-align:left;margin-left:48.45pt;margin-top:441.75pt;width:386.25pt;height:110.6pt;z-index:-251657216;visibility:visible;mso-wrap-style:square;mso-width-percent:0;mso-height-percent:200;mso-wrap-distance-left:9pt;mso-wrap-distance-top:3.6pt;mso-wrap-distance-right:9pt;mso-wrap-distance-bottom:3.6pt;mso-position-horizontal:absolute;mso-position-horizontal-relative:text;mso-position-vertical:absolute;mso-position-vertical-relative:text;mso-width-percent:0;mso-height-percent:200;mso-width-relative:margin;mso-height-relative:margin;v-text-anchor:top" o:gfxdata="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" filled="f" stroked="f">
                 <v:textbox style="mso-fit-shape-to-text:t">
                   <w:txbxContent>
                     <w:p>
@@ -1003,14 +953,13 @@
       </w:r>
       <w:r>
         <w:rPr>
-          <w:noProof/>
           <w:lang w:val="en-GB"/>
         </w:rPr>
         <w:drawing>
-          <wp:inline distT="0" distB="0" distL="0" distR="0" wp14:anchorId="23778830" wp14:editId="2D9B7929">
-            <wp:extent cx="4886325" cy="3365956"/>
-            <wp:effectExtent l="0" t="0" r="0" b="6350"/>
-            <wp:docPr id="2040579797" name="Imagen 1" descr="Captura de pantalla de un celular&#10;&#10;El contenido generado por IA puede ser incorrecto."/>
+          <wp:inline distT="0" distB="0" distL="0" distR="0" wp14:anchorId="59DCDA8C" wp14:editId="3F95D7EE">
+            <wp:extent cx="5349704" cy="5540220"/>
+            <wp:effectExtent l="0" t="0" r="3810" b="3810"/>
+            <wp:docPr id="1855241492" name="Imagen 1" descr="Texto&#10;&#10;El contenido generado por IA puede ser incorrecto."/>
             <wp:cNvGraphicFramePr>
               <a:graphicFrameLocks xmlns:a="http://schemas.openxmlformats.org/drawingml/2006/main" noChangeAspect="1"/>
             </wp:cNvGraphicFramePr>
@@ -1018,7 +967,377 @@
               <a:graphicData uri="http://schemas.openxmlformats.org/drawingml/2006/picture">
                 <pic:pic xmlns:pic="http://schemas.openxmlformats.org/drawingml/2006/picture">
                   <pic:nvPicPr>
-                    <pic:cNvPr id="2040579797" name="Imagen 1" descr="Captura de pantalla de un celular&#10;&#10;El contenido generado por IA puede ser incorrecto."/>
+                    <pic:cNvPr id="1855241492" name="Imagen 1" descr="Texto&#10;&#10;El contenido generado por IA puede ser incorrecto."/>
+                    <pic:cNvPicPr/>
+                  </pic:nvPicPr>
+                  <pic:blipFill>
+                    <a:blip r:embed="rId13"/>
+                    <a:stretch>
+                      <a:fillRect/>
+                    </a:stretch>
+                  </pic:blipFill>
+                  <pic:spPr>
+                    <a:xfrm>
+                      <a:off x="0" y="0"/>
+                      <a:ext cx="5349704" cy="5540220"/>
+                    </a:xfrm>
+                    <a:prstGeom prst="rect">
+                      <a:avLst/>
+                    </a:prstGeom>
+                  </pic:spPr>
+                </pic:pic>
+              </a:graphicData>
+            </a:graphic>
+          </wp:inline>
+        </w:drawing>
+      </w:r>
+    </w:p>
+    <w:p>
+      <w:pPr>
+        <w:jc w:val="center"/>
+        <w:rPr>
+          <w:lang w:val="en-GB"/>
+        </w:rPr>
+      </w:pPr>
+    </w:p>
+    <w:p>
+      <w:pPr>
+        <w:jc w:val="center"/>
+        <w:rPr>
+          <w:lang w:val="en-GB"/>
+        </w:rPr>
+      </w:pPr>
+    </w:p>
+    <w:p>
+      <w:pPr>
+        <w:jc w:val="center"/>
+        <w:rPr>
+          <w:lang w:val="en-GB"/>
+        </w:rPr>
+      </w:pPr>
+    </w:p>
+    <w:p>
+      <w:pPr>
+        <w:jc w:val="center"/>
+        <w:rPr>
+          <w:lang w:val="en-GB"/>
+        </w:rPr>
+      </w:pPr>
+    </w:p>
+    <w:p>
+      <w:pPr>
+        <w:jc w:val="center"/>
+        <w:rPr>
+          <w:lang w:val="en-GB"/>
+        </w:rPr>
+      </w:pPr>
+    </w:p>
+    <w:p>
+      <w:pPr>
+        <w:jc w:val="center"/>
+        <w:rPr>
+          <w:lang w:val="en-GB"/>
+        </w:rPr>
+      </w:pPr>
+    </w:p>
+    <w:p>
+      <w:pPr>
+        <w:jc w:val="center"/>
+        <w:rPr>
+          <w:lang w:val="en-GB"/>
+        </w:rPr>
+      </w:pPr>
+    </w:p>
+    <w:p>
+      <w:pPr>
+        <w:jc w:val="center"/>
+        <w:rPr>
+          <w:lang w:val="en-GB"/>
+        </w:rPr>
+      </w:pPr>
+    </w:p>
+    <w:p>
+      <w:pPr>
+        <w:jc w:val="center"/>
+        <w:rPr>
+          <w:lang w:val="en-GB"/>
+        </w:rPr>
+      </w:pPr>
+    </w:p>
+    <w:p>
+      <w:pPr>
+        <w:jc w:val="center"/>
+        <w:rPr>
+          <w:lang w:val="en-GB"/>
+        </w:rPr>
+      </w:pPr>
+    </w:p>
+    <w:p>
+      <w:pPr>
+        <w:jc w:val="center"/>
+        <w:rPr>
+          <w:lang w:val="en-GB"/>
+        </w:rPr>
+      </w:pPr>
+      <w:r>
+        <w:rPr>
+          <w:noProof/>
+          <w:lang w:val="en-GB"/>
+        </w:rPr>
+        <w:lastRenderedPageBreak/>
+        <mc:AlternateContent>
+          <mc:Choice Requires="wps">
+            <w:drawing>
+              <wp:anchor distT="45720" distB="45720" distL="114300" distR="114300" simplePos="0" relativeHeight="251662336" behindDoc="1" locked="0" layoutInCell="1" allowOverlap="1" wp14:anchorId="798E0AF3" wp14:editId="03748A0A">
+                <wp:simplePos x="0" y="0"/>
+                <wp:positionH relativeFrom="column">
+                  <wp:posOffset>-66675</wp:posOffset>
+                </wp:positionH>
+                <wp:positionV relativeFrom="paragraph">
+                  <wp:posOffset>5584825</wp:posOffset>
+                </wp:positionV>
+                <wp:extent cx="5537200" cy="1404620"/>
+                <wp:effectExtent l="0" t="0" r="0" b="0"/>
+                <wp:wrapTight wrapText="bothSides">
+                  <wp:wrapPolygon edited="0">
+                    <wp:start x="223" y="0"/>
+                    <wp:lineTo x="223" y="20745"/>
+                    <wp:lineTo x="21328" y="20745"/>
+                    <wp:lineTo x="21328" y="0"/>
+                    <wp:lineTo x="223" y="0"/>
+                  </wp:wrapPolygon>
+                </wp:wrapTight>
+                <wp:docPr id="464998012" name="Cuadro de texto 2"/>
+                <wp:cNvGraphicFramePr>
+                  <a:graphicFrameLocks xmlns:a="http://schemas.openxmlformats.org/drawingml/2006/main"/>
+                </wp:cNvGraphicFramePr>
+                <a:graphic xmlns:a="http://schemas.openxmlformats.org/drawingml/2006/main">
+                  <a:graphicData uri="http://schemas.microsoft.com/office/word/2010/wordprocessingShape">
+                    <wps:wsp>
+                      <wps:cNvSpPr txBox="1">
+                        <a:spLocks noChangeArrowheads="1"/>
+                      </wps:cNvSpPr>
+                      <wps:spPr bwMode="auto">
+                        <a:xfrm>
+                          <a:off x="0" y="0"/>
+                          <a:ext cx="5537200" cy="1404620"/>
+                        </a:xfrm>
+                        <a:prstGeom prst="rect">
+                          <a:avLst/>
+                        </a:prstGeom>
+                        <a:noFill/>
+                        <a:ln w="9525">
+                          <a:noFill/>
+                          <a:miter lim="800000"/>
+                          <a:headEnd/>
+                          <a:tailEnd/>
+                        </a:ln>
+                      </wps:spPr>
+                      <wps:txbx>
+                        <w:txbxContent>
+                          <w:p>
+                            <w:pPr>
+                              <w:jc w:val="center"/>
+                              <w:rPr>
+                                <w:i/>
+                                <w:iCs/>
+                              </w:rPr>
+                            </w:pPr>
+                            <w:r>
+                              <w:rPr>
+                                <w:i/>
+                                <w:iCs/>
+                              </w:rPr>
+                              <w:t xml:space="preserve">Ejemplo Patch modificando </w:t>
+                            </w:r>
+                            <w:r>
+                              <w:rPr>
+                                <w:i/>
+                                <w:iCs/>
+                              </w:rPr>
+                              <w:t>el doctor</w:t>
+                            </w:r>
+                            <w:r>
+                              <w:rPr>
+                                <w:i/>
+                                <w:iCs/>
+                              </w:rPr>
+                              <w:t xml:space="preserve"> del paciente a través del endpoint </w:t>
+                            </w:r>
+                            <w:proofErr w:type="spellStart"/>
+                            <w:r>
+                              <w:rPr>
+                                <w:i/>
+                                <w:iCs/>
+                              </w:rPr>
+                              <w:t>patient</w:t>
+                            </w:r>
+                            <w:proofErr w:type="spellEnd"/>
+                            <w:r>
+                              <w:rPr>
+                                <w:i/>
+                                <w:iCs/>
+                              </w:rPr>
+                              <w:t>/</w:t>
+                            </w:r>
+                            <w:proofErr w:type="spellStart"/>
+                            <w:r>
+                              <w:rPr>
+                                <w:i/>
+                                <w:iCs/>
+                              </w:rPr>
+                              <w:t>update</w:t>
+                            </w:r>
+                            <w:proofErr w:type="spellEnd"/>
+                            <w:r>
+                              <w:rPr>
+                                <w:i/>
+                                <w:iCs/>
+                              </w:rPr>
+                              <w:t xml:space="preserve">. El campo ENUMERADO </w:t>
+                            </w:r>
+                            <w:proofErr w:type="spellStart"/>
+                            <w:r>
+                              <w:rPr>
+                                <w:i/>
+                                <w:iCs/>
+                              </w:rPr>
+                              <w:t>department</w:t>
+                            </w:r>
+                            <w:proofErr w:type="spellEnd"/>
+                            <w:r>
+                              <w:rPr>
+                                <w:i/>
+                                <w:iCs/>
+                              </w:rPr>
+                              <w:t xml:space="preserve"> es aceptado en mayúsculas o minúsculas gracias al uso de @JsonCreator</w:t>
+                            </w:r>
+                          </w:p>
+                        </w:txbxContent>
+                      </wps:txbx>
+                      <wps:bodyPr rot="0" vert="horz" wrap="square" lIns="91440" tIns="45720" rIns="91440" bIns="45720" anchor="t" anchorCtr="0">
+                        <a:spAutoFit/>
+                      </wps:bodyPr>
+                    </wps:wsp>
+                  </a:graphicData>
+                </a:graphic>
+                <wp14:sizeRelH relativeFrom="margin">
+                  <wp14:pctWidth>0</wp14:pctWidth>
+                </wp14:sizeRelH>
+                <wp14:sizeRelV relativeFrom="margin">
+                  <wp14:pctHeight>20000</wp14:pctHeight>
+                </wp14:sizeRelV>
+              </wp:anchor>
+            </w:drawing>
+          </mc:Choice>
+          <mc:Fallback>
+            <w:pict>
+              <v:shape w14:anchorId="798E0AF3" id="_x0000_s1027" type="#_x0000_t202" style="position:absolute;left:0;text-align:left;margin-left:-5.25pt;margin-top:439.75pt;width:436pt;height:110.6pt;z-index:-251654144;visibility:visible;mso-wrap-style:square;mso-width-percent:0;mso-height-percent:200;mso-wrap-distance-left:9pt;mso-wrap-distance-top:3.6pt;mso-wrap-distance-right:9pt;mso-wrap-distance-bottom:3.6pt;mso-position-horizontal:absolute;mso-position-horizontal-relative:text;mso-position-vertical:absolute;mso-position-vertical-relative:text;mso-width-percent:0;mso-height-percent:200;mso-width-relative:margin;mso-height-relative:margin;v-text-anchor:top" o:gfxdata="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" filled="f" stroked="f">
+                <v:textbox style="mso-fit-shape-to-text:t">
+                  <w:txbxContent>
+                    <w:p>
+                      <w:pPr>
+                        <w:jc w:val="center"/>
+                        <w:rPr>
+                          <w:i/>
+                          <w:iCs/>
+                        </w:rPr>
+                      </w:pPr>
+                      <w:r>
+                        <w:rPr>
+                          <w:i/>
+                          <w:iCs/>
+                        </w:rPr>
+                        <w:t xml:space="preserve">Ejemplo Patch modificando </w:t>
+                      </w:r>
+                      <w:r>
+                        <w:rPr>
+                          <w:i/>
+                          <w:iCs/>
+                        </w:rPr>
+                        <w:t>el doctor</w:t>
+                      </w:r>
+                      <w:r>
+                        <w:rPr>
+                          <w:i/>
+                          <w:iCs/>
+                        </w:rPr>
+                        <w:t xml:space="preserve"> del paciente a través del endpoint </w:t>
+                      </w:r>
+                      <w:proofErr w:type="spellStart"/>
+                      <w:r>
+                        <w:rPr>
+                          <w:i/>
+                          <w:iCs/>
+                        </w:rPr>
+                        <w:t>patient</w:t>
+                      </w:r>
+                      <w:proofErr w:type="spellEnd"/>
+                      <w:r>
+                        <w:rPr>
+                          <w:i/>
+                          <w:iCs/>
+                        </w:rPr>
+                        <w:t>/</w:t>
+                      </w:r>
+                      <w:proofErr w:type="spellStart"/>
+                      <w:r>
+                        <w:rPr>
+                          <w:i/>
+                          <w:iCs/>
+                        </w:rPr>
+                        <w:t>update</w:t>
+                      </w:r>
+                      <w:proofErr w:type="spellEnd"/>
+                      <w:r>
+                        <w:rPr>
+                          <w:i/>
+                          <w:iCs/>
+                        </w:rPr>
+                        <w:t xml:space="preserve">. El campo ENUMERADO </w:t>
+                      </w:r>
+                      <w:proofErr w:type="spellStart"/>
+                      <w:r>
+                        <w:rPr>
+                          <w:i/>
+                          <w:iCs/>
+                        </w:rPr>
+                        <w:t>department</w:t>
+                      </w:r>
+                      <w:proofErr w:type="spellEnd"/>
+                      <w:r>
+                        <w:rPr>
+                          <w:i/>
+                          <w:iCs/>
+                        </w:rPr>
+                        <w:t xml:space="preserve"> es aceptado en mayúsculas o minúsculas gracias al uso de @JsonCreator</w:t>
+                      </w:r>
+                    </w:p>
+                  </w:txbxContent>
+                </v:textbox>
+                <w10:wrap type="tight"/>
+              </v:shape>
+            </w:pict>
+          </mc:Fallback>
+        </mc:AlternateContent>
+      </w:r>
+      <w:r>
+        <w:rPr>
+          <w:lang w:val="en-GB"/>
+        </w:rPr>
+        <w:drawing>
+          <wp:inline distT="0" distB="0" distL="0" distR="0" wp14:anchorId="558E6B2A" wp14:editId="5314E139">
+            <wp:extent cx="5400040" cy="5513705"/>
+            <wp:effectExtent l="0" t="0" r="0" b="0"/>
+            <wp:docPr id="1815925621" name="Imagen 1" descr="Texto&#10;&#10;El contenido generado por IA puede ser incorrecto."/>
+            <wp:cNvGraphicFramePr>
+              <a:graphicFrameLocks xmlns:a="http://schemas.openxmlformats.org/drawingml/2006/main" noChangeAspect="1"/>
+            </wp:cNvGraphicFramePr>
+            <a:graphic xmlns:a="http://schemas.openxmlformats.org/drawingml/2006/main">
+              <a:graphicData uri="http://schemas.openxmlformats.org/drawingml/2006/picture">
+                <pic:pic xmlns:pic="http://schemas.openxmlformats.org/drawingml/2006/picture">
+                  <pic:nvPicPr>
+                    <pic:cNvPr id="1815925621" name="Imagen 1" descr="Texto&#10;&#10;El contenido generado por IA puede ser incorrecto."/>
                     <pic:cNvPicPr/>
                   </pic:nvPicPr>
                   <pic:blipFill>
@@ -1030,7 +1349,7 @@
                   <pic:spPr>
                     <a:xfrm>
                       <a:off x="0" y="0"/>
-                      <a:ext cx="4893865" cy="3371150"/>
+                      <a:ext cx="5400040" cy="5513705"/>
                     </a:xfrm>
                     <a:prstGeom prst="rect">
                       <a:avLst/>
@@ -1099,62 +1418,6 @@
         </w:rPr>
       </w:pPr>
     </w:p>
-    <w:p>
-      <w:pPr>
-        <w:jc w:val="center"/>
-        <w:rPr>
-          <w:lang w:val="en-GB"/>
-        </w:rPr>
-      </w:pPr>
-    </w:p>
-    <w:p>
-      <w:pPr>
-        <w:jc w:val="center"/>
-        <w:rPr>
-          <w:lang w:val="en-GB"/>
-        </w:rPr>
-      </w:pPr>
-    </w:p>
-    <w:p>
-      <w:pPr>
-        <w:jc w:val="center"/>
-        <w:rPr>
-          <w:lang w:val="en-GB"/>
-        </w:rPr>
-      </w:pPr>
-    </w:p>
-    <w:p>
-      <w:pPr>
-        <w:jc w:val="center"/>
-        <w:rPr>
-          <w:lang w:val="en-GB"/>
-        </w:rPr>
-      </w:pPr>
-    </w:p>
-    <w:p>
-      <w:pPr>
-        <w:jc w:val="center"/>
-        <w:rPr>
-          <w:lang w:val="en-GB"/>
-        </w:rPr>
-      </w:pPr>
-    </w:p>
-    <w:p>
-      <w:pPr>
-        <w:jc w:val="center"/>
-        <w:rPr>
-          <w:lang w:val="en-GB"/>
-        </w:rPr>
-      </w:pPr>
-    </w:p>
-    <w:p>
-      <w:pPr>
-        <w:jc w:val="center"/>
-        <w:rPr>
-          <w:lang w:val="en-GB"/>
-        </w:rPr>
-      </w:pPr>
-    </w:p>
     <w:p/>
     <w:p>
       <w:r>
@@ -1178,7 +1441,43 @@
         <w:t>¿Utilizó el mismo tipo de ruta para actualizar la información del paciente que para actualizar el departamento de un empleado?</w:t>
       </w:r>
     </w:p>
-    <w:p/>
+    <w:p>
+      <w:pPr>
+        <w:ind w:left="720"/>
+      </w:pPr>
+      <w:r>
+        <w:t xml:space="preserve">No las rutas para empleados están bajo el </w:t>
+      </w:r>
+      <w:proofErr w:type="spellStart"/>
+      <w:r>
+        <w:t>endpoint</w:t>
+      </w:r>
+      <w:proofErr w:type="spellEnd"/>
+      <w:r>
+        <w:t xml:space="preserve"> api/</w:t>
+      </w:r>
+      <w:proofErr w:type="spellStart"/>
+      <w:r>
+        <w:t>employee</w:t>
+      </w:r>
+      <w:proofErr w:type="spellEnd"/>
+      <w:r>
+        <w:t xml:space="preserve"> y las rutas para pacientes están en el </w:t>
+      </w:r>
+      <w:proofErr w:type="spellStart"/>
+      <w:r>
+        <w:t>endpoint</w:t>
+      </w:r>
+      <w:proofErr w:type="spellEnd"/>
+      <w:r>
+        <w:t xml:space="preserve"> api/</w:t>
+      </w:r>
+      <w:proofErr w:type="spellStart"/>
+      <w:r>
+        <w:t>patient</w:t>
+      </w:r>
+      <w:proofErr w:type="spellEnd"/>
+    </w:p>
     <w:p/>
     <w:p/>
     <w:p>
@@ -1192,7 +1491,22 @@
         <w:t>¿Por qué eligió la estrategia seleccionada?</w:t>
       </w:r>
     </w:p>
-    <w:p/>
+    <w:p>
+      <w:pPr>
+        <w:ind w:left="720"/>
+      </w:pPr>
+      <w:r>
+        <w:t xml:space="preserve">Se adopta esta estrategia para tener una clara diferenciación y separación de elementos intentando dar más claridad en el diseño de los </w:t>
+      </w:r>
+      <w:proofErr w:type="spellStart"/>
+      <w:r>
+        <w:t>controllers</w:t>
+      </w:r>
+      <w:proofErr w:type="spellEnd"/>
+      <w:r>
+        <w:t>.</w:t>
+      </w:r>
+    </w:p>
     <w:p/>
     <w:p/>
     <w:p>
@@ -1203,15 +1517,34 @@
         </w:numPr>
       </w:pPr>
       <w:r>
-        <w:t>¿Cuál es el costo-beneficio entre usar </w:t>
-      </w:r>
+        <w:t>¿Cuál es el costo-beneficio entre usar PUT</w:t>
+      </w:r>
+      <w:r>
+        <w:t xml:space="preserve"> </w:t>
+      </w:r>
+      <w:r>
+        <w:t>y PATCH?</w:t>
+      </w:r>
+    </w:p>
+    <w:p>
+      <w:pPr>
+        <w:ind w:left="720"/>
+      </w:pPr>
       <w:proofErr w:type="spellStart"/>
       <w:r>
-        <w:t>PUTy</w:t>
+        <w:t>Put</w:t>
       </w:r>
       <w:proofErr w:type="spellEnd"/>
       <w:r>
-        <w:t> PATCH?</w:t>
+        <w:t xml:space="preserve"> obliga a realizar una modificación de todo un registro con lo que implica todos los valores de los campos mientras que </w:t>
+      </w:r>
+      <w:proofErr w:type="spellStart"/>
+      <w:r>
+        <w:t>patch</w:t>
+      </w:r>
+      <w:proofErr w:type="spellEnd"/>
+      <w:r>
+        <w:t xml:space="preserve"> permite modificar un campo específico siendo más granular.</w:t>
       </w:r>
     </w:p>
     <w:p>
@@ -1222,37 +1555,6 @@
     <w:p>
       <w:r>
         <w:br w:type="page"/>
-      </w:r>
-    </w:p>
-    <w:p>
-      <w:pPr>
-        <w:numPr>
-          <w:ilvl w:val="0"/>
-          <w:numId w:val="6"/>
-        </w:numPr>
-      </w:pPr>
-      <w:r>
-        <w:lastRenderedPageBreak/>
-        <w:t>¿Cuáles son las ventajas y desventajas de las estrategias que elegiste para crear estas rutas?</w:t>
-      </w:r>
-    </w:p>
-    <w:p>
-      <w:pPr>
-        <w:numPr>
-          <w:ilvl w:val="0"/>
-          <w:numId w:val="6"/>
-        </w:numPr>
-      </w:pPr>
-      <w:r>
-        <w:t>¿Cuál es el costo-beneficio entre usar </w:t>
-      </w:r>
-      <w:proofErr w:type="spellStart"/>
-      <w:r>
-        <w:t>PUTy</w:t>
-      </w:r>
-      <w:proofErr w:type="spellEnd"/>
-      <w:r>
-        <w:t> PATCH?</w:t>
       </w:r>
     </w:p>
     <w:p/>
@@ -2593,7 +2895,6 @@
   <w:style w:type="character" w:default="1" w:styleId="Fuentedeprrafopredeter">
     <w:name w:val="Default Paragraph Font"/>
     <w:uiPriority w:val="1"/>
-    <w:semiHidden/>
     <w:unhideWhenUsed/>
   </w:style>
   <w:style w:type="table" w:default="1" w:styleId="Tablanormal">
